--- a/files/Arshad_Ali_Django_2026.docx
+++ b/files/Arshad_Ali_Django_2026.docx
@@ -185,7 +185,6 @@
         <w:spacing w:before="2" w:line="252" w:lineRule="exact"/>
         <w:ind w:left="633"/>
       </w:pPr>
-      <w:proofErr w:type="gramStart"/>
       <w:r>
         <w:rPr>
           <w:b/>
@@ -194,11 +193,7 @@
         <w:t>Address</w:t>
       </w:r>
       <w:r>
-        <w:t xml:space="preserve"> :</w:t>
-      </w:r>
-      <w:proofErr w:type="gramEnd"/>
-      <w:r>
-        <w:t xml:space="preserve"> Lahore,</w:t>
+        <w:t xml:space="preserve"> : Lahore,</w:t>
       </w:r>
       <w:r>
         <w:rPr>
@@ -277,7 +272,6 @@
         <w:spacing w:before="0" w:line="252" w:lineRule="exact"/>
         <w:ind w:left="633"/>
       </w:pPr>
-      <w:proofErr w:type="gramStart"/>
       <w:r>
         <w:rPr>
           <w:b/>
@@ -286,11 +280,7 @@
         <w:t>Experience</w:t>
       </w:r>
       <w:r>
-        <w:t xml:space="preserve"> :</w:t>
-      </w:r>
-      <w:proofErr w:type="gramEnd"/>
-      <w:r>
-        <w:t xml:space="preserve"> </w:t>
+        <w:t xml:space="preserve"> : </w:t>
       </w:r>
       <w:r>
         <w:rPr>
@@ -336,7 +326,6 @@
         <w:spacing w:before="0" w:line="252" w:lineRule="exact"/>
         <w:ind w:left="633"/>
       </w:pPr>
-      <w:proofErr w:type="gramStart"/>
       <w:r>
         <w:rPr>
           <w:b/>
@@ -353,7 +342,6 @@
       <w:r>
         <w:t>:</w:t>
       </w:r>
-      <w:proofErr w:type="gramEnd"/>
       <w:r>
         <w:rPr>
           <w:spacing w:val="-3"/>
@@ -688,15 +676,7 @@
         <w:t>Django</w:t>
       </w:r>
       <w:r>
-        <w:t xml:space="preserve">, RESTful </w:t>
-      </w:r>
-      <w:proofErr w:type="gramStart"/>
-      <w:r>
-        <w:t>APIs ,</w:t>
-      </w:r>
-      <w:proofErr w:type="gramEnd"/>
-      <w:r>
-        <w:t xml:space="preserve"> DRF  </w:t>
+        <w:t xml:space="preserve">, RESTful APIs , DRF  </w:t>
       </w:r>
     </w:p>
     <w:p>
@@ -733,15 +713,7 @@
         <w:t>APIs &amp; Integrations:</w:t>
       </w:r>
       <w:r>
-        <w:t xml:space="preserve"> Shopify APIs, Google APIs, Social Login, Twilio </w:t>
-      </w:r>
-      <w:proofErr w:type="gramStart"/>
-      <w:r>
-        <w:t>( SMS</w:t>
-      </w:r>
-      <w:proofErr w:type="gramEnd"/>
-      <w:r>
-        <w:t xml:space="preserve"> ), Stripe, WebSocket  </w:t>
+        <w:t xml:space="preserve"> Shopify APIs, Google APIs, Social Login, Twilio ( SMS ), Stripe, WebSocket  </w:t>
       </w:r>
     </w:p>
     <w:p>
@@ -755,30 +727,10 @@
           <w:b/>
           <w:bCs/>
         </w:rPr>
-        <w:t xml:space="preserve">Tools &amp; </w:t>
-      </w:r>
-      <w:proofErr w:type="gramStart"/>
-      <w:r>
-        <w:rPr>
-          <w:b/>
-          <w:bCs/>
-        </w:rPr>
-        <w:t xml:space="preserve">Technologies </w:t>
-      </w:r>
-      <w:r>
-        <w:t>:</w:t>
-      </w:r>
-      <w:proofErr w:type="gramEnd"/>
-      <w:r>
-        <w:t xml:space="preserve"> VS Code, </w:t>
-      </w:r>
-      <w:proofErr w:type="gramStart"/>
-      <w:r>
-        <w:t>PyCharm ,</w:t>
-      </w:r>
-      <w:proofErr w:type="gramEnd"/>
-      <w:r>
-        <w:t xml:space="preserve"> Docker, Postman, GitHub, Slack </w:t>
+        <w:t xml:space="preserve">Tools &amp; Technologies </w:t>
+      </w:r>
+      <w:r>
+        <w:t xml:space="preserve">: VS Code, PyCharm , Docker, Postman, GitHub, Slack </w:t>
       </w:r>
     </w:p>
     <w:p>
@@ -831,7 +783,6 @@
         <w:spacing w:before="60" w:after="60" w:line="252" w:lineRule="exact"/>
         <w:ind w:left="634"/>
       </w:pPr>
-      <w:proofErr w:type="gramStart"/>
       <w:r>
         <w:rPr>
           <w:b/>
@@ -840,11 +791,7 @@
         <w:t>Experience</w:t>
       </w:r>
       <w:r>
-        <w:t xml:space="preserve"> :</w:t>
-      </w:r>
-      <w:proofErr w:type="gramEnd"/>
-      <w:r>
-        <w:t xml:space="preserve"> </w:t>
+        <w:t xml:space="preserve"> : </w:t>
       </w:r>
       <w:r>
         <w:rPr>
@@ -896,33 +843,61 @@
         <w:rPr>
           <w:b/>
         </w:rPr>
-        <w:t>Web Application Developer – Micro Data Tech Solutions (</w:t>
-      </w:r>
-      <w:r>
-        <w:rPr>
-          <w:b/>
-        </w:rPr>
-        <w:t>Jun</w:t>
-      </w:r>
-      <w:r>
-        <w:rPr>
-          <w:b/>
-        </w:rPr>
-        <w:t xml:space="preserve"> - </w:t>
-      </w:r>
-      <w:proofErr w:type="gramStart"/>
-      <w:r>
-        <w:rPr>
-          <w:b/>
-        </w:rPr>
-        <w:t>2024  –</w:t>
-      </w:r>
-      <w:proofErr w:type="gramEnd"/>
-      <w:r>
-        <w:rPr>
-          <w:b/>
-        </w:rPr>
-        <w:t xml:space="preserve"> Present) </w:t>
+        <w:t xml:space="preserve">Web Application Developer – </w:t>
+      </w:r>
+      <w:r>
+        <w:rPr>
+          <w:b/>
+        </w:rPr>
+        <w:t>Nexa</w:t>
+      </w:r>
+      <w:r>
+        <w:rPr>
+          <w:b/>
+        </w:rPr>
+        <w:t xml:space="preserve"> Tech Solution</w:t>
+      </w:r>
+      <w:r>
+        <w:rPr>
+          <w:b/>
+        </w:rPr>
+        <w:t xml:space="preserve"> </w:t>
+      </w:r>
+      <w:r>
+        <w:rPr>
+          <w:b/>
+        </w:rPr>
+        <w:t xml:space="preserve"> (</w:t>
+      </w:r>
+      <w:r>
+        <w:rPr>
+          <w:b/>
+        </w:rPr>
+        <w:t>Ju</w:t>
+      </w:r>
+      <w:r>
+        <w:rPr>
+          <w:b/>
+        </w:rPr>
+        <w:t>ly</w:t>
+      </w:r>
+      <w:r>
+        <w:rPr>
+          <w:b/>
+        </w:rPr>
+        <w:t xml:space="preserve"> - 2024  – </w:t>
+      </w:r>
+      <w:r>
+        <w:rPr>
+          <w:b/>
+        </w:rPr>
+        <w:t>June-30-2026</w:t>
+      </w:r>
+      <w:r>
+        <w:rPr>
+          <w:b/>
+        </w:rPr>
+        <w:t xml:space="preserve">) </w:t>
       </w:r>
     </w:p>
     <w:p>
@@ -1033,35 +1008,7 @@
         <w:rPr>
           <w:b/>
         </w:rPr>
-        <w:t xml:space="preserve">Software Developer – </w:t>
-      </w:r>
-      <w:proofErr w:type="spellStart"/>
-      <w:r>
-        <w:rPr>
-          <w:b/>
-        </w:rPr>
-        <w:t>Kz</w:t>
-      </w:r>
-      <w:proofErr w:type="spellEnd"/>
-      <w:r>
-        <w:rPr>
-          <w:b/>
-        </w:rPr>
-        <w:t xml:space="preserve"> </w:t>
-      </w:r>
-      <w:proofErr w:type="gramStart"/>
-      <w:r>
-        <w:rPr>
-          <w:b/>
-        </w:rPr>
-        <w:t>Project  –</w:t>
-      </w:r>
-      <w:proofErr w:type="gramEnd"/>
-      <w:r>
-        <w:rPr>
-          <w:b/>
-        </w:rPr>
-        <w:t xml:space="preserve"> Internship (</w:t>
+        <w:t>Software Developer – Kz Project  – Internship (</w:t>
       </w:r>
       <w:r>
         <w:rPr>
@@ -1121,21 +1068,7 @@
         <w:rPr>
           <w:bCs/>
         </w:rPr>
-        <w:t xml:space="preserve">Assisted in building </w:t>
-      </w:r>
-      <w:proofErr w:type="spellStart"/>
-      <w:r>
-        <w:rPr>
-          <w:bCs/>
-        </w:rPr>
-        <w:t>AIoT</w:t>
-      </w:r>
-      <w:proofErr w:type="spellEnd"/>
-      <w:r>
-        <w:rPr>
-          <w:bCs/>
-        </w:rPr>
-        <w:t>-based solutions and API integrations.</w:t>
+        <w:t>Assisted in building AIoT-based solutions and API integrations.</w:t>
       </w:r>
     </w:p>
     <w:p>
@@ -1234,7 +1167,6 @@
         </w:rPr>
         <w:t xml:space="preserve"> </w:t>
       </w:r>
-      <w:proofErr w:type="gramStart"/>
       <w:r>
         <w:rPr>
           <w:b/>
@@ -1253,9 +1185,8 @@
           <w:sz w:val="20"/>
           <w:szCs w:val="20"/>
         </w:rPr>
-        <w:t xml:space="preserve"> POS</w:t>
-      </w:r>
-      <w:proofErr w:type="gramEnd"/>
+        <w:t xml:space="preserve"> POS Platform (Company Project – </w:t>
+      </w:r>
       <w:r>
         <w:rPr>
           <w:rFonts w:asciiTheme="majorBidi" w:hAnsiTheme="majorBidi" w:cstheme="majorBidi"/>
@@ -1264,7 +1195,17 @@
           <w:sz w:val="20"/>
           <w:szCs w:val="20"/>
         </w:rPr>
-        <w:t xml:space="preserve"> Platform (Company Project – MDTS) </w:t>
+        <w:t>Nexa Tech Solution</w:t>
+      </w:r>
+      <w:r>
+        <w:rPr>
+          <w:rFonts w:asciiTheme="majorBidi" w:hAnsiTheme="majorBidi" w:cstheme="majorBidi"/>
+          <w:b/>
+          <w:bCs/>
+          <w:sz w:val="20"/>
+          <w:szCs w:val="20"/>
+        </w:rPr>
+        <w:t xml:space="preserve">) </w:t>
       </w:r>
     </w:p>
     <w:p>
@@ -1318,7 +1259,6 @@
         </w:rPr>
         <w:t xml:space="preserve"> </w:t>
       </w:r>
-      <w:proofErr w:type="gramStart"/>
       <w:r>
         <w:rPr>
           <w:b/>
@@ -1344,9 +1284,8 @@
           <w:sz w:val="20"/>
           <w:szCs w:val="20"/>
         </w:rPr>
-        <w:t xml:space="preserve"> ,</w:t>
-      </w:r>
-      <w:proofErr w:type="gramEnd"/>
+        <w:t xml:space="preserve"> , </w:t>
+      </w:r>
       <w:r>
         <w:rPr>
           <w:rFonts w:asciiTheme="majorBidi" w:hAnsiTheme="majorBidi" w:cstheme="majorBidi"/>
@@ -1355,7 +1294,7 @@
           <w:sz w:val="20"/>
           <w:szCs w:val="20"/>
         </w:rPr>
-        <w:t xml:space="preserve"> </w:t>
+        <w:t xml:space="preserve">Multi-Tenant POS System (Company Project – </w:t>
       </w:r>
       <w:r>
         <w:rPr>
@@ -1365,7 +1304,17 @@
           <w:sz w:val="20"/>
           <w:szCs w:val="20"/>
         </w:rPr>
-        <w:t xml:space="preserve">Multi-Tenant POS System (Company Project – MDTS) </w:t>
+        <w:t>Nexa Tech Solution</w:t>
+      </w:r>
+      <w:r>
+        <w:rPr>
+          <w:rFonts w:asciiTheme="majorBidi" w:hAnsiTheme="majorBidi" w:cstheme="majorBidi"/>
+          <w:b/>
+          <w:bCs/>
+          <w:sz w:val="20"/>
+          <w:szCs w:val="20"/>
+        </w:rPr>
+        <w:t xml:space="preserve">) </w:t>
       </w:r>
     </w:p>
     <w:p>
@@ -1473,35 +1422,7 @@
         <w:rPr>
           <w:spacing w:val="-2"/>
         </w:rPr>
-        <w:t xml:space="preserve">Online Prize </w:t>
-      </w:r>
-      <w:proofErr w:type="spellStart"/>
-      <w:r>
-        <w:rPr>
-          <w:spacing w:val="-2"/>
-        </w:rPr>
-        <w:t>Wining</w:t>
-      </w:r>
-      <w:proofErr w:type="spellEnd"/>
-      <w:r>
-        <w:rPr>
-          <w:spacing w:val="-2"/>
-        </w:rPr>
-        <w:t xml:space="preserve"> platform – Django </w:t>
-      </w:r>
-      <w:proofErr w:type="gramStart"/>
-      <w:r>
-        <w:rPr>
-          <w:spacing w:val="-2"/>
-        </w:rPr>
-        <w:t>backend ,</w:t>
-      </w:r>
-      <w:proofErr w:type="gramEnd"/>
-      <w:r>
-        <w:rPr>
-          <w:spacing w:val="-2"/>
-        </w:rPr>
-        <w:t xml:space="preserve"> HTML frontend </w:t>
+        <w:t xml:space="preserve">Online Prize Wining platform – Django backend , HTML frontend </w:t>
       </w:r>
     </w:p>
     <w:p>
@@ -1940,7 +1861,6 @@
         </w:rPr>
         <w:t xml:space="preserve"> </w:t>
       </w:r>
-      <w:proofErr w:type="gramStart"/>
       <w:r>
         <w:t>–</w:t>
       </w:r>
@@ -1956,7 +1876,6 @@
       <w:r>
         <w:t>Django</w:t>
       </w:r>
-      <w:proofErr w:type="gramEnd"/>
       <w:r>
         <w:rPr>
           <w:spacing w:val="-3"/>
@@ -2090,7 +2009,6 @@
         </w:rPr>
         <w:t xml:space="preserve"> </w:t>
       </w:r>
-      <w:proofErr w:type="gramStart"/>
       <w:r>
         <w:t>BZU</w:t>
       </w:r>
@@ -2109,7 +2027,6 @@
         </w:rPr>
         <w:t>Multan</w:t>
       </w:r>
-      <w:proofErr w:type="gramEnd"/>
       <w:r>
         <w:rPr>
           <w:spacing w:val="-2"/>
@@ -3885,6 +3802,7 @@
   <w:style w:type="character" w:default="1" w:styleId="DefaultParagraphFont">
     <w:name w:val="Default Paragraph Font"/>
     <w:uiPriority w:val="1"/>
+    <w:semiHidden/>
     <w:unhideWhenUsed/>
   </w:style>
   <w:style w:type="table" w:default="1" w:styleId="TableNormal">
